--- a/public/downloads/minutes-meeting-26-07-2025-FULL-TRANSCRIPT.docx
+++ b/public/downloads/minutes-meeting-26-07-2025-FULL-TRANSCRIPT.docx
@@ -320,9 +320,21 @@
           <w:b/>
           <w:i w:val="0"/>
           <w:color w:val="8B2E2E"/>
-          <w:sz w:val="26"/>
+          <w:sz w:val="32"/>
         </w:rPr>
-        <w:t>Page 1 of 2</w:t>
+        <w:t>BEFORE THE SOLE ARBITRATOR</w:t>
+      </w:r>
+    </w:p>
+    <w:p>
+      <w:r>
+        <w:rPr>
+          <w:rFonts w:ascii="Times New Roman" w:hAnsi="Times New Roman" w:eastAsia="Times New Roman"/>
+          <w:b/>
+          <w:i w:val="0"/>
+          <w:color w:val="8B2E2E"/>
+          <w:sz w:val="32"/>
+        </w:rPr>
+        <w:t>SR. ADV. NITIN N. N. P. SARDESSAI</w:t>
       </w:r>
     </w:p>
     <w:p>
@@ -333,7 +345,7 @@
           <w:i w:val="0"/>
           <w:sz w:val="22"/>
         </w:rPr>
-        <w:t>BEFORE THE SOLE ARBITRATOR</w:t>
+        <w:t>AT PANAJI – GOA</w:t>
       </w:r>
     </w:p>
     <w:p>
@@ -344,7 +356,7 @@
           <w:i w:val="0"/>
           <w:sz w:val="22"/>
         </w:rPr>
-        <w:t xml:space="preserve">               SR. ADV. NITIN N. N. P. SARDESSAI</w:t>
+        <w:t>VIKRAM SHAH</w:t>
       </w:r>
     </w:p>
     <w:p>
@@ -355,7 +367,7 @@
           <w:i w:val="0"/>
           <w:sz w:val="22"/>
         </w:rPr>
-        <w:t xml:space="preserve">                           AT PANAJI – GOA</w:t>
+        <w:t>…CLAIMANT</w:t>
       </w:r>
     </w:p>
     <w:p>
@@ -366,7 +378,7 @@
           <w:i w:val="0"/>
           <w:sz w:val="22"/>
         </w:rPr>
-        <w:t>VIKRAM SHAH                                        …CLAIMANT</w:t>
+        <w:t>VERSUS</w:t>
       </w:r>
     </w:p>
     <w:p>
@@ -377,7 +389,7 @@
           <w:i w:val="0"/>
           <w:sz w:val="22"/>
         </w:rPr>
-        <w:t xml:space="preserve">                               VERSUS</w:t>
+        <w:t>RIVA TRINDADE AND 3 ORS</w:t>
       </w:r>
     </w:p>
     <w:p>
@@ -388,7 +400,19 @@
           <w:i w:val="0"/>
           <w:sz w:val="22"/>
         </w:rPr>
-        <w:t>RIVA TRINDADE AND 3 ORS                            …RESPONDENTS</w:t>
+        <w:t>…RESPONDENTS</w:t>
+      </w:r>
+    </w:p>
+    <w:p>
+      <w:r>
+        <w:rPr>
+          <w:rFonts w:ascii="Times New Roman" w:hAnsi="Times New Roman" w:eastAsia="Times New Roman"/>
+          <w:b/>
+          <w:i w:val="0"/>
+          <w:color w:val="8B2E2E"/>
+          <w:sz w:val="32"/>
+        </w:rPr>
+        <w:t>MINUTES OF PROCEEDINGS HELD ON 26&lt;sup&gt;th&lt;/sup&gt; July 2025 AT</w:t>
       </w:r>
     </w:p>
     <w:p>
@@ -399,7 +423,7 @@
           <w:i w:val="0"/>
           <w:sz w:val="22"/>
         </w:rPr>
-        <w:t xml:space="preserve">     MINUTES OF PROCEEDINGS HELD ON 26th July 2025 AT</w:t>
+        <w:t>&lt;u&gt;11.00 AM&lt;/u&gt;</w:t>
       </w:r>
     </w:p>
     <w:p>
@@ -410,7 +434,7 @@
           <w:i w:val="0"/>
           <w:sz w:val="22"/>
         </w:rPr>
-        <w:t xml:space="preserve">                              11.00 AM</w:t>
+        <w:t>1. Adv. Kaif Noorani appeared on behalf of Claimant Shri. Vikram</w:t>
       </w:r>
     </w:p>
     <w:p>
@@ -421,7 +445,7 @@
           <w:i w:val="0"/>
           <w:sz w:val="22"/>
         </w:rPr>
-        <w:t>1.     Adv. Kaif Noorani appeared on behalf of Claimant Shri. Vikram</w:t>
+        <w:t>Shah. Adv. Vledson Braganza appeared on behalf of Mr. Riva</w:t>
       </w:r>
     </w:p>
     <w:p>
@@ -432,7 +456,7 @@
           <w:i w:val="0"/>
           <w:sz w:val="22"/>
         </w:rPr>
-        <w:t xml:space="preserve">       Shah. Adv. Vledson Braganza appeared on behalf of Mr. Riva</w:t>
+        <w:t>Trindade, Mrs. Albertina Trindade and Mrs. Karita Trindade. Mr.</w:t>
       </w:r>
     </w:p>
     <w:p>
@@ -443,7 +467,7 @@
           <w:i w:val="0"/>
           <w:sz w:val="22"/>
         </w:rPr>
-        <w:t xml:space="preserve">       Trindade, Mrs. Albertina Trindade and Mrs. Karita Trindade. Mr.</w:t>
+        <w:t>Riva Trindade present in person. Respondent No. 4 Shri.</w:t>
       </w:r>
     </w:p>
     <w:p>
@@ -454,7 +478,7 @@
           <w:i w:val="0"/>
           <w:sz w:val="22"/>
         </w:rPr>
-        <w:t xml:space="preserve">       Riva Trindade present in person. Respondent No. 4 Shri.</w:t>
+        <w:t>Murlidhar Sadarangani present in person.</w:t>
       </w:r>
     </w:p>
     <w:p>
@@ -465,7 +489,7 @@
           <w:i w:val="0"/>
           <w:sz w:val="22"/>
         </w:rPr>
-        <w:t xml:space="preserve">       Murlidhar Sadarangani present in person.</w:t>
+        <w:t>2. The parties before me state that time sought for settlement talks</w:t>
       </w:r>
     </w:p>
     <w:p>
@@ -476,7 +500,7 @@
           <w:i w:val="0"/>
           <w:sz w:val="22"/>
         </w:rPr>
-        <w:t>2.     The parties before me state that time sought for settlement talks</w:t>
+        <w:t>could not be fruitfully  utilized as there was  hospitalization of</w:t>
       </w:r>
     </w:p>
     <w:p>
@@ -487,7 +511,7 @@
           <w:i w:val="0"/>
           <w:sz w:val="22"/>
         </w:rPr>
-        <w:t xml:space="preserve">       could not be fruitfully utilized as there was hospitalization of</w:t>
+        <w:t>(Claimants  Representatives)  Hemavand  Namdarian’s  mother.</w:t>
       </w:r>
     </w:p>
     <w:p>
@@ -498,7 +522,7 @@
           <w:i w:val="0"/>
           <w:sz w:val="22"/>
         </w:rPr>
-        <w:t xml:space="preserve">       (Claimants Representatives) Hemavand Namdarian’s mother.</w:t>
+        <w:t>They further state that they are  hopeful of going ahead with</w:t>
       </w:r>
     </w:p>
     <w:p>
@@ -509,7 +533,19 @@
           <w:i w:val="0"/>
           <w:sz w:val="22"/>
         </w:rPr>
-        <w:t xml:space="preserve">       They further state that they are hopeful of going ahead with</w:t>
+        <w:t>settlement talks.</w:t>
+      </w:r>
+    </w:p>
+    <w:p/>
+    <w:p>
+      <w:r>
+        <w:rPr>
+          <w:rFonts w:ascii="Times New Roman" w:hAnsi="Times New Roman" w:eastAsia="Times New Roman"/>
+          <w:b w:val="0"/>
+          <w:i w:val="0"/>
+          <w:sz w:val="22"/>
+        </w:rPr>
+        <w:t>3. A request is made  by the Advocate for the  Claimant and the</w:t>
       </w:r>
     </w:p>
     <w:p>
@@ -520,20 +556,7 @@
           <w:i w:val="0"/>
           <w:sz w:val="22"/>
         </w:rPr>
-        <w:t xml:space="preserve">       settlement talks.</w:t>
-      </w:r>
-    </w:p>
-    <w:p/>
-    <w:p>
-      <w:r>
-        <w:rPr>
-          <w:rFonts w:ascii="Times New Roman" w:hAnsi="Times New Roman" w:eastAsia="Times New Roman"/>
-          <w:b/>
-          <w:i w:val="0"/>
-          <w:color w:val="8B2E2E"/>
-          <w:sz w:val="26"/>
-        </w:rPr>
-        <w:t>Page 2 of 2</w:t>
+        <w:t>Advocate for Respondent 1, 2 and 3 that the matter be adjourned</w:t>
       </w:r>
     </w:p>
     <w:p>
@@ -544,7 +567,7 @@
           <w:i w:val="0"/>
           <w:sz w:val="22"/>
         </w:rPr>
-        <w:t>3.   A request is made by the Advocate for the Claimant and the</w:t>
+        <w:t>to a longer date.</w:t>
       </w:r>
     </w:p>
     <w:p>
@@ -555,7 +578,7 @@
           <w:i w:val="0"/>
           <w:sz w:val="22"/>
         </w:rPr>
-        <w:t xml:space="preserve">     Advocate for Respondent 1, 2 and 3 that the matter be adjourned</w:t>
+        <w:t>4. In  view of the same and by consent of the Advocate for the</w:t>
       </w:r>
     </w:p>
     <w:p>
@@ -566,7 +589,7 @@
           <w:i w:val="0"/>
           <w:sz w:val="22"/>
         </w:rPr>
-        <w:t xml:space="preserve">     to a longer date.</w:t>
+        <w:t>Claimant, Respondent No. 1,2 &amp; 3 and Respondent No. 4 Mr.</w:t>
       </w:r>
     </w:p>
     <w:p>
@@ -577,7 +600,7 @@
           <w:i w:val="0"/>
           <w:sz w:val="22"/>
         </w:rPr>
-        <w:t>4.   In view of the same and by consent of the Advocate for the</w:t>
+        <w:t>Murlidhar Sadarangani the matter is adjourned to 05&lt;sup&gt;th&lt;/sup&gt; September</w:t>
       </w:r>
     </w:p>
     <w:p>
@@ -588,7 +611,7 @@
           <w:i w:val="0"/>
           <w:sz w:val="22"/>
         </w:rPr>
-        <w:t xml:space="preserve">     Claimant, Respondent No. 1,2 &amp; 3 and Respondent No. 4 Mr.</w:t>
+        <w:t>2025 at 11.00 am at the same venue and seat.</w:t>
       </w:r>
     </w:p>
     <w:p>
@@ -599,7 +622,7 @@
           <w:i w:val="0"/>
           <w:sz w:val="22"/>
         </w:rPr>
-        <w:t xml:space="preserve">     Murlidhar Sadarangani the matter is adjourned to 05th September</w:t>
+        <w:t>5. Stand Over to 05&lt;sup&gt;th&lt;/sup&gt; September 2025 at 11.00 am at the same venue</w:t>
       </w:r>
     </w:p>
     <w:p>
@@ -610,7 +633,7 @@
           <w:i w:val="0"/>
           <w:sz w:val="22"/>
         </w:rPr>
-        <w:t xml:space="preserve">     2025 at 11.00 am at the same venue and seat.</w:t>
+        <w:t>and seat.</w:t>
       </w:r>
     </w:p>
     <w:p>
@@ -621,7 +644,7 @@
           <w:i w:val="0"/>
           <w:sz w:val="22"/>
         </w:rPr>
-        <w:t>5.   Stand Over to 05th September 2025 at 11.00 am at the same venue</w:t>
+        <w:t>Place: Panaji – Goa.</w:t>
       </w:r>
     </w:p>
     <w:p>
@@ -632,7 +655,7 @@
           <w:i w:val="0"/>
           <w:sz w:val="22"/>
         </w:rPr>
-        <w:t xml:space="preserve">     and seat.</w:t>
+        <w:t>Date:26.07.2025</w:t>
       </w:r>
     </w:p>
     <w:p>
@@ -643,7 +666,7 @@
           <w:i w:val="0"/>
           <w:sz w:val="22"/>
         </w:rPr>
-        <w:t>Place: Panaji – Goa.            Sr. Adv. Nitin N. N. P. Sardessai</w:t>
+        <w:t>Sr. Adv. Nitin N. N. P. Sardessai</w:t>
       </w:r>
     </w:p>
     <w:p>
@@ -654,10 +677,9 @@
           <w:i w:val="0"/>
           <w:sz w:val="22"/>
         </w:rPr>
-        <w:t>Date:26.07.2025                           Sole Arbitrator</w:t>
+        <w:t>Sole Arbitrator</w:t>
       </w:r>
     </w:p>
-    <w:p/>
     <w:sectPr>
       <w:headerReference w:type="default" r:id="rId9"/>
       <w:footerReference w:type="default" r:id="rId10"/>
